--- a/docs/ML canvas v1.docx
+++ b/docs/ML canvas v1.docx
@@ -211,12 +211,17 @@
             <w:pPr>
               <w:pStyle w:val="PargrafodaLista"/>
               <w:widowControl/>
-              <w:numPr>
-                <w:ilvl w:val="0"/>
-                <w:numId w:val="41"/>
-              </w:numPr>
               <w:contextualSpacing w:val="0"/>
             </w:pPr>
+            <w:r>
+              <w:rPr>
+                <w:rFonts w:ascii="IBM Plex Sans" w:hAnsi="IBM Plex Sans"/>
+                <w:color w:val="000000"/>
+                <w:sz w:val="14"/>
+                <w:szCs w:val="14"/>
+              </w:rPr>
+              <w:t xml:space="preserve">- </w:t>
+            </w:r>
             <w:r>
               <w:rPr>
                 <w:rFonts w:ascii="IBM Plex Sans" w:hAnsi="IBM Plex Sans"/>
@@ -231,12 +236,17 @@
             <w:pPr>
               <w:pStyle w:val="PargrafodaLista"/>
               <w:widowControl/>
-              <w:numPr>
-                <w:ilvl w:val="0"/>
-                <w:numId w:val="41"/>
-              </w:numPr>
               <w:contextualSpacing w:val="0"/>
             </w:pPr>
+            <w:r>
+              <w:rPr>
+                <w:rFonts w:ascii="IBM Plex Sans" w:hAnsi="IBM Plex Sans"/>
+                <w:color w:val="000000"/>
+                <w:sz w:val="14"/>
+                <w:szCs w:val="14"/>
+              </w:rPr>
+              <w:t xml:space="preserve">- </w:t>
+            </w:r>
             <w:r>
               <w:rPr>
                 <w:rFonts w:ascii="IBM Plex Sans" w:hAnsi="IBM Plex Sans"/>
@@ -251,12 +261,17 @@
             <w:pPr>
               <w:pStyle w:val="PargrafodaLista"/>
               <w:widowControl/>
-              <w:numPr>
-                <w:ilvl w:val="0"/>
-                <w:numId w:val="41"/>
-              </w:numPr>
               <w:contextualSpacing w:val="0"/>
             </w:pPr>
+            <w:r>
+              <w:rPr>
+                <w:rFonts w:ascii="IBM Plex Sans" w:hAnsi="IBM Plex Sans"/>
+                <w:color w:val="000000"/>
+                <w:sz w:val="14"/>
+                <w:szCs w:val="14"/>
+              </w:rPr>
+              <w:t xml:space="preserve">- </w:t>
+            </w:r>
             <w:r>
               <w:rPr>
                 <w:rFonts w:ascii="IBM Plex Sans" w:hAnsi="IBM Plex Sans"/>
@@ -426,14 +441,18 @@
           </w:p>
           <w:p>
             <w:pPr>
-              <w:pStyle w:val="PargrafodaLista"/>
               <w:widowControl/>
-              <w:numPr>
-                <w:ilvl w:val="0"/>
-                <w:numId w:val="42"/>
-              </w:numPr>
-              <w:contextualSpacing w:val="0"/>
+              <w:ind w:left="360"/>
             </w:pPr>
+            <w:r>
+              <w:rPr>
+                <w:rFonts w:ascii="IBM Plex Sans" w:hAnsi="IBM Plex Sans"/>
+                <w:color w:val="000000"/>
+                <w:sz w:val="14"/>
+                <w:szCs w:val="14"/>
+              </w:rPr>
+              <w:t xml:space="preserve">- </w:t>
+            </w:r>
             <w:r>
               <w:rPr>
                 <w:rFonts w:ascii="IBM Plex Sans" w:hAnsi="IBM Plex Sans"/>
@@ -468,12 +487,17 @@
             <w:pPr>
               <w:pStyle w:val="PargrafodaLista"/>
               <w:widowControl/>
-              <w:numPr>
-                <w:ilvl w:val="0"/>
-                <w:numId w:val="42"/>
-              </w:numPr>
               <w:contextualSpacing w:val="0"/>
             </w:pPr>
+            <w:r>
+              <w:rPr>
+                <w:rFonts w:ascii="IBM Plex Sans" w:hAnsi="IBM Plex Sans"/>
+                <w:color w:val="000000"/>
+                <w:sz w:val="14"/>
+                <w:szCs w:val="14"/>
+              </w:rPr>
+              <w:t xml:space="preserve">- </w:t>
+            </w:r>
             <w:r>
               <w:rPr>
                 <w:rFonts w:ascii="IBM Plex Sans" w:hAnsi="IBM Plex Sans"/>
@@ -625,7 +649,6 @@
               <w:pStyle w:val="Ttulo2"/>
               <w:rPr>
                 <w:rFonts w:ascii="IBM Plex Sans" w:eastAsia="IBM Plex Sans" w:hAnsi="IBM Plex Sans" w:cs="IBM Plex Sans"/>
-                <w:lang w:val="en-US"/>
               </w:rPr>
             </w:pPr>
             <w:bookmarkStart w:id="5" w:name="_2awhjch1rrw2" w:colFirst="0" w:colLast="0"/>
@@ -633,7 +656,6 @@
             <w:r>
               <w:rPr>
                 <w:rFonts w:ascii="IBM Plex Sans" w:eastAsia="IBM Plex Sans" w:hAnsi="IBM Plex Sans" w:cs="IBM Plex Sans"/>
-                <w:lang w:val="en-US"/>
               </w:rPr>
               <w:t>VALUE PROPOSITION</w:t>
             </w:r>
@@ -711,12 +733,25 @@
             <w:pPr>
               <w:pStyle w:val="PargrafodaLista"/>
               <w:widowControl/>
-              <w:numPr>
-                <w:ilvl w:val="0"/>
-                <w:numId w:val="43"/>
-              </w:numPr>
               <w:contextualSpacing w:val="0"/>
+              <w:rPr>
+                <w:rFonts w:ascii="IBM Plex Sans" w:hAnsi="IBM Plex Sans"/>
+                <w:color w:val="000000"/>
+                <w:sz w:val="14"/>
+                <w:szCs w:val="14"/>
+              </w:rPr>
             </w:pPr>
+            <w:r>
+              <w:rPr>
+                <w:rFonts w:ascii="IBM Plex Sans" w:hAnsi="IBM Plex Sans"/>
+                <w:b/>
+                <w:bCs/>
+                <w:color w:val="000000"/>
+                <w:sz w:val="14"/>
+                <w:szCs w:val="14"/>
+              </w:rPr>
+              <w:t xml:space="preserve">- </w:t>
+            </w:r>
             <w:r>
               <w:rPr>
                 <w:rFonts w:ascii="IBM Plex Sans" w:hAnsi="IBM Plex Sans"/>
@@ -742,63 +777,97 @@
             <w:pPr>
               <w:pStyle w:val="PargrafodaLista"/>
               <w:widowControl/>
-              <w:numPr>
-                <w:ilvl w:val="0"/>
-                <w:numId w:val="43"/>
-              </w:numPr>
               <w:contextualSpacing w:val="0"/>
             </w:pPr>
-            <w:r>
-              <w:rPr>
-                <w:rFonts w:ascii="IBM Plex Sans" w:hAnsi="IBM Plex Sans"/>
-                <w:b/>
-                <w:bCs/>
-                <w:color w:val="000000"/>
-                <w:sz w:val="14"/>
-                <w:szCs w:val="14"/>
-              </w:rPr>
-              <w:t>Problemas:</w:t>
-            </w:r>
-            <w:r>
-              <w:rPr>
-                <w:rFonts w:ascii="IBM Plex Sans" w:hAnsi="IBM Plex Sans"/>
-                <w:color w:val="000000"/>
-                <w:sz w:val="14"/>
-                <w:szCs w:val="14"/>
-              </w:rPr>
-              <w:t xml:space="preserve"> </w:t>
-            </w:r>
-            <w:proofErr w:type="spellStart"/>
-            <w:r>
-              <w:rPr>
-                <w:rFonts w:ascii="IBM Plex Sans" w:hAnsi="IBM Plex Sans"/>
-                <w:color w:val="000000"/>
-                <w:sz w:val="14"/>
-                <w:szCs w:val="14"/>
-              </w:rPr>
-              <w:t>churn</w:t>
-            </w:r>
-            <w:proofErr w:type="spellEnd"/>
-            <w:r>
-              <w:rPr>
-                <w:rFonts w:ascii="IBM Plex Sans" w:hAnsi="IBM Plex Sans"/>
-                <w:color w:val="000000"/>
-                <w:sz w:val="14"/>
-                <w:szCs w:val="14"/>
-              </w:rPr>
-              <w:t xml:space="preserve"> sem previsibilidade, ações reativas e baixa eficiência de campanhas</w:t>
-            </w:r>
           </w:p>
           <w:p>
             <w:pPr>
               <w:pStyle w:val="PargrafodaLista"/>
               <w:widowControl/>
-              <w:numPr>
-                <w:ilvl w:val="0"/>
-                <w:numId w:val="43"/>
-              </w:numPr>
+              <w:contextualSpacing w:val="0"/>
+              <w:rPr>
+                <w:rFonts w:ascii="IBM Plex Sans" w:hAnsi="IBM Plex Sans"/>
+                <w:color w:val="000000"/>
+                <w:sz w:val="14"/>
+                <w:szCs w:val="14"/>
+              </w:rPr>
+            </w:pPr>
+            <w:r>
+              <w:rPr>
+                <w:rFonts w:ascii="IBM Plex Sans" w:hAnsi="IBM Plex Sans"/>
+                <w:b/>
+                <w:bCs/>
+                <w:color w:val="000000"/>
+                <w:sz w:val="14"/>
+                <w:szCs w:val="14"/>
+              </w:rPr>
+              <w:t xml:space="preserve">- </w:t>
+            </w:r>
+            <w:r>
+              <w:rPr>
+                <w:rFonts w:ascii="IBM Plex Sans" w:hAnsi="IBM Plex Sans"/>
+                <w:b/>
+                <w:bCs/>
+                <w:color w:val="000000"/>
+                <w:sz w:val="14"/>
+                <w:szCs w:val="14"/>
+              </w:rPr>
+              <w:t>Problemas:</w:t>
+            </w:r>
+            <w:r>
+              <w:rPr>
+                <w:rFonts w:ascii="IBM Plex Sans" w:hAnsi="IBM Plex Sans"/>
+                <w:color w:val="000000"/>
+                <w:sz w:val="14"/>
+                <w:szCs w:val="14"/>
+              </w:rPr>
+              <w:t xml:space="preserve"> </w:t>
+            </w:r>
+            <w:proofErr w:type="spellStart"/>
+            <w:r>
+              <w:rPr>
+                <w:rFonts w:ascii="IBM Plex Sans" w:hAnsi="IBM Plex Sans"/>
+                <w:color w:val="000000"/>
+                <w:sz w:val="14"/>
+                <w:szCs w:val="14"/>
+              </w:rPr>
+              <w:t>churn</w:t>
+            </w:r>
+            <w:proofErr w:type="spellEnd"/>
+            <w:r>
+              <w:rPr>
+                <w:rFonts w:ascii="IBM Plex Sans" w:hAnsi="IBM Plex Sans"/>
+                <w:color w:val="000000"/>
+                <w:sz w:val="14"/>
+                <w:szCs w:val="14"/>
+              </w:rPr>
+              <w:t xml:space="preserve"> sem previsibilidade, ações reativas e baixa eficiência de campanhas</w:t>
+            </w:r>
+          </w:p>
+          <w:p>
+            <w:pPr>
+              <w:pStyle w:val="PargrafodaLista"/>
+              <w:widowControl/>
               <w:contextualSpacing w:val="0"/>
             </w:pPr>
+          </w:p>
+          <w:p>
+            <w:pPr>
+              <w:pStyle w:val="PargrafodaLista"/>
+              <w:widowControl/>
+              <w:contextualSpacing w:val="0"/>
+            </w:pPr>
+            <w:r>
+              <w:rPr>
+                <w:rFonts w:ascii="IBM Plex Sans" w:hAnsi="IBM Plex Sans"/>
+                <w:b/>
+                <w:bCs/>
+                <w:color w:val="000000"/>
+                <w:sz w:val="14"/>
+                <w:szCs w:val="14"/>
+              </w:rPr>
+              <w:t xml:space="preserve">- </w:t>
+            </w:r>
             <w:r>
               <w:rPr>
                 <w:rFonts w:ascii="IBM Plex Sans" w:hAnsi="IBM Plex Sans"/>
@@ -914,7 +983,6 @@
               <w:pStyle w:val="Ttulo2"/>
               <w:rPr>
                 <w:rFonts w:ascii="IBM Plex Sans" w:eastAsia="IBM Plex Sans" w:hAnsi="IBM Plex Sans" w:cs="IBM Plex Sans"/>
-                <w:lang w:val="en-US"/>
               </w:rPr>
             </w:pPr>
             <w:bookmarkStart w:id="7" w:name="_xadehxe6m08r" w:colFirst="0" w:colLast="0"/>
@@ -922,7 +990,6 @@
             <w:r>
               <w:rPr>
                 <w:rFonts w:ascii="IBM Plex Sans" w:eastAsia="IBM Plex Sans" w:hAnsi="IBM Plex Sans" w:cs="IBM Plex Sans"/>
-                <w:lang w:val="en-US"/>
               </w:rPr>
               <w:t>DATA COLLECTION</w:t>
             </w:r>
@@ -979,14 +1046,19 @@
             <w:pPr>
               <w:pStyle w:val="PargrafodaLista"/>
               <w:widowControl/>
-              <w:numPr>
-                <w:ilvl w:val="0"/>
-                <w:numId w:val="44"/>
-              </w:numPr>
               <w:contextualSpacing w:val="0"/>
             </w:pPr>
             <w:bookmarkStart w:id="8" w:name="_bycxw25eie8y" w:colFirst="0" w:colLast="0"/>
             <w:bookmarkEnd w:id="8"/>
+            <w:r>
+              <w:rPr>
+                <w:rFonts w:ascii="IBM Plex Sans" w:hAnsi="IBM Plex Sans"/>
+                <w:color w:val="000000"/>
+                <w:sz w:val="14"/>
+                <w:szCs w:val="14"/>
+              </w:rPr>
+              <w:t xml:space="preserve">-  </w:t>
+            </w:r>
             <w:proofErr w:type="spellStart"/>
             <w:r>
               <w:rPr>
@@ -1012,12 +1084,17 @@
             <w:pPr>
               <w:pStyle w:val="PargrafodaLista"/>
               <w:widowControl/>
-              <w:numPr>
-                <w:ilvl w:val="0"/>
-                <w:numId w:val="44"/>
-              </w:numPr>
               <w:contextualSpacing w:val="0"/>
             </w:pPr>
+            <w:r>
+              <w:rPr>
+                <w:rFonts w:ascii="IBM Plex Sans" w:hAnsi="IBM Plex Sans"/>
+                <w:color w:val="000000"/>
+                <w:sz w:val="14"/>
+                <w:szCs w:val="14"/>
+              </w:rPr>
+              <w:t xml:space="preserve">-  </w:t>
+            </w:r>
             <w:r>
               <w:rPr>
                 <w:rFonts w:ascii="IBM Plex Sans" w:hAnsi="IBM Plex Sans"/>
@@ -1032,12 +1109,17 @@
             <w:pPr>
               <w:pStyle w:val="PargrafodaLista"/>
               <w:widowControl/>
-              <w:numPr>
-                <w:ilvl w:val="0"/>
-                <w:numId w:val="44"/>
-              </w:numPr>
               <w:contextualSpacing w:val="0"/>
             </w:pPr>
+            <w:r>
+              <w:rPr>
+                <w:rFonts w:ascii="IBM Plex Sans" w:hAnsi="IBM Plex Sans"/>
+                <w:color w:val="000000"/>
+                <w:sz w:val="14"/>
+                <w:szCs w:val="14"/>
+              </w:rPr>
+              <w:t xml:space="preserve">- </w:t>
+            </w:r>
             <w:r>
               <w:rPr>
                 <w:rFonts w:ascii="IBM Plex Sans" w:hAnsi="IBM Plex Sans"/>
@@ -1072,12 +1154,17 @@
             <w:pPr>
               <w:pStyle w:val="PargrafodaLista"/>
               <w:widowControl/>
-              <w:numPr>
-                <w:ilvl w:val="0"/>
-                <w:numId w:val="44"/>
-              </w:numPr>
               <w:contextualSpacing w:val="0"/>
             </w:pPr>
+            <w:r>
+              <w:rPr>
+                <w:rFonts w:ascii="IBM Plex Sans" w:hAnsi="IBM Plex Sans"/>
+                <w:color w:val="000000"/>
+                <w:sz w:val="14"/>
+                <w:szCs w:val="14"/>
+              </w:rPr>
+              <w:t xml:space="preserve">- </w:t>
+            </w:r>
             <w:r>
               <w:rPr>
                 <w:rFonts w:ascii="IBM Plex Sans" w:hAnsi="IBM Plex Sans"/>
@@ -1281,16 +1368,20 @@
           </w:p>
           <w:p>
             <w:pPr>
-              <w:pStyle w:val="PargrafodaLista"/>
               <w:widowControl/>
-              <w:numPr>
-                <w:ilvl w:val="0"/>
-                <w:numId w:val="45"/>
-              </w:numPr>
-              <w:contextualSpacing w:val="0"/>
+              <w:ind w:left="360"/>
             </w:pPr>
             <w:bookmarkStart w:id="10" w:name="_3ktfmkup4get" w:colFirst="0" w:colLast="0"/>
             <w:bookmarkEnd w:id="10"/>
+            <w:r>
+              <w:rPr>
+                <w:rFonts w:ascii="IBM Plex Sans" w:hAnsi="IBM Plex Sans"/>
+                <w:color w:val="000000"/>
+                <w:sz w:val="14"/>
+                <w:szCs w:val="14"/>
+              </w:rPr>
+              <w:t xml:space="preserve">- </w:t>
+            </w:r>
             <w:proofErr w:type="spellStart"/>
             <w:r>
               <w:rPr>
@@ -1434,12 +1525,17 @@
             <w:pPr>
               <w:pStyle w:val="PargrafodaLista"/>
               <w:widowControl/>
-              <w:numPr>
-                <w:ilvl w:val="0"/>
-                <w:numId w:val="45"/>
-              </w:numPr>
               <w:contextualSpacing w:val="0"/>
             </w:pPr>
+            <w:r>
+              <w:rPr>
+                <w:rFonts w:ascii="IBM Plex Sans" w:hAnsi="IBM Plex Sans"/>
+                <w:color w:val="000000"/>
+                <w:sz w:val="14"/>
+                <w:szCs w:val="14"/>
+              </w:rPr>
+              <w:t xml:space="preserve">- </w:t>
+            </w:r>
             <w:r>
               <w:rPr>
                 <w:rFonts w:ascii="IBM Plex Sans" w:hAnsi="IBM Plex Sans"/>
@@ -1616,14 +1712,21 @@
             <w:pPr>
               <w:pStyle w:val="PargrafodaLista"/>
               <w:widowControl/>
-              <w:numPr>
-                <w:ilvl w:val="0"/>
-                <w:numId w:val="46"/>
-              </w:numPr>
               <w:contextualSpacing w:val="0"/>
             </w:pPr>
             <w:bookmarkStart w:id="12" w:name="_q0my9hts6rr1" w:colFirst="0" w:colLast="0"/>
             <w:bookmarkEnd w:id="12"/>
+            <w:r>
+              <w:rPr>
+                <w:rFonts w:ascii="IBM Plex Sans" w:hAnsi="IBM Plex Sans"/>
+                <w:b/>
+                <w:bCs/>
+                <w:color w:val="000000"/>
+                <w:sz w:val="14"/>
+                <w:szCs w:val="14"/>
+              </w:rPr>
+              <w:t xml:space="preserve">- </w:t>
+            </w:r>
             <w:r>
               <w:rPr>
                 <w:rFonts w:ascii="IBM Plex Sans" w:hAnsi="IBM Plex Sans"/>
@@ -1693,12 +1796,19 @@
             <w:pPr>
               <w:pStyle w:val="PargrafodaLista"/>
               <w:widowControl/>
-              <w:numPr>
-                <w:ilvl w:val="0"/>
-                <w:numId w:val="46"/>
-              </w:numPr>
               <w:contextualSpacing w:val="0"/>
             </w:pPr>
+            <w:r>
+              <w:rPr>
+                <w:rFonts w:ascii="IBM Plex Sans" w:hAnsi="IBM Plex Sans"/>
+                <w:b/>
+                <w:bCs/>
+                <w:color w:val="000000"/>
+                <w:sz w:val="14"/>
+                <w:szCs w:val="14"/>
+              </w:rPr>
+              <w:t xml:space="preserve">- </w:t>
+            </w:r>
             <w:r>
               <w:rPr>
                 <w:rFonts w:ascii="IBM Plex Sans" w:hAnsi="IBM Plex Sans"/>
@@ -1753,12 +1863,19 @@
             <w:pPr>
               <w:pStyle w:val="PargrafodaLista"/>
               <w:widowControl/>
-              <w:numPr>
-                <w:ilvl w:val="0"/>
-                <w:numId w:val="46"/>
-              </w:numPr>
               <w:contextualSpacing w:val="0"/>
             </w:pPr>
+            <w:r>
+              <w:rPr>
+                <w:rFonts w:ascii="IBM Plex Sans" w:hAnsi="IBM Plex Sans"/>
+                <w:b/>
+                <w:bCs/>
+                <w:color w:val="000000"/>
+                <w:sz w:val="14"/>
+                <w:szCs w:val="14"/>
+              </w:rPr>
+              <w:t xml:space="preserve">- </w:t>
+            </w:r>
             <w:r>
               <w:rPr>
                 <w:rFonts w:ascii="IBM Plex Sans" w:hAnsi="IBM Plex Sans"/>
@@ -1964,7 +2081,6 @@
                 <w:rFonts w:ascii="IBM Plex Sans" w:eastAsia="IBM Plex Sans" w:hAnsi="IBM Plex Sans" w:cs="IBM Plex Sans"/>
                 <w:sz w:val="20"/>
                 <w:szCs w:val="20"/>
-                <w:lang w:val="en-US"/>
               </w:rPr>
             </w:pPr>
             <w:bookmarkStart w:id="13" w:name="_5s79pjkaaapc" w:colFirst="0" w:colLast="0"/>
@@ -1972,7 +2088,6 @@
             <w:r>
               <w:rPr>
                 <w:rFonts w:ascii="IBM Plex Sans" w:eastAsia="IBM Plex Sans" w:hAnsi="IBM Plex Sans" w:cs="IBM Plex Sans"/>
-                <w:lang w:val="en-US"/>
               </w:rPr>
               <w:t>MAKING PREDICTIONS</w:t>
             </w:r>
@@ -2029,10 +2144,6 @@
             <w:pPr>
               <w:pStyle w:val="PargrafodaLista"/>
               <w:widowControl/>
-              <w:numPr>
-                <w:ilvl w:val="0"/>
-                <w:numId w:val="47"/>
-              </w:numPr>
               <w:contextualSpacing w:val="0"/>
               <w:rPr>
                 <w:color w:val="000000" w:themeColor="text1"/>
@@ -2040,6 +2151,15 @@
             </w:pPr>
             <w:bookmarkStart w:id="14" w:name="_crxt7dvm8btd" w:colFirst="0" w:colLast="0"/>
             <w:bookmarkEnd w:id="14"/>
+            <w:r>
+              <w:rPr>
+                <w:rFonts w:ascii="IBM Plex Sans" w:hAnsi="IBM Plex Sans"/>
+                <w:color w:val="000000" w:themeColor="text1"/>
+                <w:sz w:val="14"/>
+                <w:szCs w:val="14"/>
+              </w:rPr>
+              <w:t xml:space="preserve">- </w:t>
+            </w:r>
             <w:r>
               <w:rPr>
                 <w:rFonts w:ascii="IBM Plex Sans" w:hAnsi="IBM Plex Sans"/>
@@ -2123,15 +2243,20 @@
             <w:pPr>
               <w:pStyle w:val="PargrafodaLista"/>
               <w:widowControl/>
-              <w:numPr>
-                <w:ilvl w:val="0"/>
-                <w:numId w:val="47"/>
-              </w:numPr>
               <w:contextualSpacing w:val="0"/>
               <w:rPr>
                 <w:color w:val="000000" w:themeColor="text1"/>
               </w:rPr>
             </w:pPr>
+            <w:r>
+              <w:rPr>
+                <w:rFonts w:ascii="IBM Plex Sans" w:hAnsi="IBM Plex Sans"/>
+                <w:color w:val="000000" w:themeColor="text1"/>
+                <w:sz w:val="14"/>
+                <w:szCs w:val="14"/>
+              </w:rPr>
+              <w:t xml:space="preserve">- </w:t>
+            </w:r>
             <w:r>
               <w:rPr>
                 <w:rFonts w:ascii="IBM Plex Sans" w:hAnsi="IBM Plex Sans"/>
@@ -2166,10 +2291,6 @@
           <w:p>
             <w:pPr>
               <w:pStyle w:val="PargrafodaLista"/>
-              <w:numPr>
-                <w:ilvl w:val="0"/>
-                <w:numId w:val="47"/>
-              </w:numPr>
               <w:rPr>
                 <w:rFonts w:ascii="IBM Plex Sans" w:hAnsi="IBM Plex Sans"/>
                 <w:color w:val="000000" w:themeColor="text1"/>
@@ -2177,6 +2298,15 @@
                 <w:szCs w:val="14"/>
               </w:rPr>
             </w:pPr>
+            <w:r>
+              <w:rPr>
+                <w:rFonts w:ascii="IBM Plex Sans" w:hAnsi="IBM Plex Sans"/>
+                <w:color w:val="000000" w:themeColor="text1"/>
+                <w:sz w:val="14"/>
+                <w:szCs w:val="14"/>
+              </w:rPr>
+              <w:t xml:space="preserve">- </w:t>
+            </w:r>
             <w:r>
               <w:rPr>
                 <w:rFonts w:ascii="IBM Plex Sans" w:hAnsi="IBM Plex Sans"/>
@@ -2204,7 +2334,16 @@
                 <w:sz w:val="14"/>
                 <w:szCs w:val="14"/>
               </w:rPr>
-              <w:t>Batch ou real-time</w:t>
+              <w:t>R</w:t>
+            </w:r>
+            <w:r>
+              <w:rPr>
+                <w:rFonts w:ascii="IBM Plex Sans" w:hAnsi="IBM Plex Sans"/>
+                <w:color w:val="000000" w:themeColor="text1"/>
+                <w:sz w:val="14"/>
+                <w:szCs w:val="14"/>
+              </w:rPr>
+              <w:t>eal-time</w:t>
             </w:r>
           </w:p>
           <w:p>
@@ -2356,14 +2495,21 @@
             <w:pPr>
               <w:pStyle w:val="PargrafodaLista"/>
               <w:widowControl/>
-              <w:numPr>
-                <w:ilvl w:val="0"/>
-                <w:numId w:val="48"/>
-              </w:numPr>
               <w:contextualSpacing w:val="0"/>
             </w:pPr>
             <w:bookmarkStart w:id="16" w:name="_uqcgz6o8ws7h" w:colFirst="0" w:colLast="0"/>
             <w:bookmarkEnd w:id="16"/>
+            <w:r>
+              <w:rPr>
+                <w:rFonts w:ascii="IBM Plex Sans" w:hAnsi="IBM Plex Sans"/>
+                <w:b/>
+                <w:bCs/>
+                <w:color w:val="000000"/>
+                <w:sz w:val="14"/>
+                <w:szCs w:val="14"/>
+              </w:rPr>
+              <w:t>-</w:t>
+            </w:r>
             <w:r>
               <w:rPr>
                 <w:rFonts w:ascii="IBM Plex Sans" w:hAnsi="IBM Plex Sans"/>
@@ -2539,12 +2685,19 @@
             <w:pPr>
               <w:pStyle w:val="PargrafodaLista"/>
               <w:widowControl/>
-              <w:numPr>
-                <w:ilvl w:val="0"/>
-                <w:numId w:val="48"/>
-              </w:numPr>
               <w:contextualSpacing w:val="0"/>
             </w:pPr>
+            <w:r>
+              <w:rPr>
+                <w:rFonts w:ascii="IBM Plex Sans" w:hAnsi="IBM Plex Sans"/>
+                <w:b/>
+                <w:bCs/>
+                <w:color w:val="000000"/>
+                <w:sz w:val="14"/>
+                <w:szCs w:val="14"/>
+              </w:rPr>
+              <w:t xml:space="preserve">- </w:t>
+            </w:r>
             <w:r>
               <w:rPr>
                 <w:rFonts w:ascii="IBM Plex Sans" w:hAnsi="IBM Plex Sans"/>
@@ -2685,7 +2838,6 @@
               <w:pStyle w:val="Ttulo2"/>
               <w:rPr>
                 <w:rFonts w:ascii="IBM Plex Sans" w:eastAsia="IBM Plex Sans" w:hAnsi="IBM Plex Sans" w:cs="IBM Plex Sans"/>
-                <w:lang w:val="en-US"/>
               </w:rPr>
             </w:pPr>
             <w:bookmarkStart w:id="17" w:name="_4e49g6s44q5h" w:colFirst="0" w:colLast="0"/>
@@ -2693,7 +2845,6 @@
             <w:r>
               <w:rPr>
                 <w:rFonts w:ascii="IBM Plex Sans" w:eastAsia="IBM Plex Sans" w:hAnsi="IBM Plex Sans" w:cs="IBM Plex Sans"/>
-                <w:lang w:val="en-US"/>
               </w:rPr>
               <w:t>FEATURES</w:t>
             </w:r>
@@ -2750,14 +2901,21 @@
             <w:pPr>
               <w:pStyle w:val="PargrafodaLista"/>
               <w:widowControl/>
-              <w:numPr>
-                <w:ilvl w:val="0"/>
-                <w:numId w:val="49"/>
-              </w:numPr>
               <w:contextualSpacing w:val="0"/>
             </w:pPr>
             <w:bookmarkStart w:id="18" w:name="_7efx3yacbscb" w:colFirst="0" w:colLast="0"/>
             <w:bookmarkEnd w:id="18"/>
+            <w:r>
+              <w:rPr>
+                <w:rFonts w:ascii="IBM Plex Sans" w:hAnsi="IBM Plex Sans"/>
+                <w:b/>
+                <w:bCs/>
+                <w:color w:val="000000"/>
+                <w:sz w:val="14"/>
+                <w:szCs w:val="14"/>
+              </w:rPr>
+              <w:t xml:space="preserve">- </w:t>
+            </w:r>
             <w:r>
               <w:rPr>
                 <w:rFonts w:ascii="IBM Plex Sans" w:hAnsi="IBM Plex Sans"/>
@@ -2783,17 +2941,7 @@
             <w:pPr>
               <w:pStyle w:val="PargrafodaLista"/>
               <w:widowControl/>
-              <w:numPr>
-                <w:ilvl w:val="0"/>
-                <w:numId w:val="49"/>
-              </w:numPr>
               <w:contextualSpacing w:val="0"/>
-              <w:rPr>
-                <w:lang w:val="en-US"/>
-              </w:rPr>
-            </w:pPr>
-            <w:proofErr w:type="spellStart"/>
-            <w:r>
               <w:rPr>
                 <w:rFonts w:ascii="IBM Plex Sans" w:hAnsi="IBM Plex Sans"/>
                 <w:b/>
@@ -2803,9 +2951,57 @@
                 <w:szCs w:val="14"/>
                 <w:lang w:val="en-US"/>
               </w:rPr>
+            </w:pPr>
+            <w:r>
+              <w:rPr>
+                <w:rFonts w:ascii="IBM Plex Sans" w:hAnsi="IBM Plex Sans"/>
+                <w:b/>
+                <w:bCs/>
+                <w:color w:val="000000"/>
+                <w:sz w:val="14"/>
+                <w:szCs w:val="14"/>
+                <w:lang w:val="en-US"/>
+              </w:rPr>
+              <w:t xml:space="preserve"> </w:t>
+            </w:r>
+          </w:p>
+          <w:p>
+            <w:pPr>
+              <w:pStyle w:val="PargrafodaLista"/>
+              <w:widowControl/>
+              <w:contextualSpacing w:val="0"/>
+              <w:rPr>
+                <w:lang w:val="en-US"/>
+              </w:rPr>
+            </w:pPr>
+            <w:proofErr w:type="gramStart"/>
+            <w:r>
+              <w:rPr>
+                <w:rFonts w:ascii="IBM Plex Sans" w:hAnsi="IBM Plex Sans"/>
+                <w:b/>
+                <w:bCs/>
+                <w:color w:val="000000"/>
+                <w:sz w:val="14"/>
+                <w:szCs w:val="14"/>
+                <w:lang w:val="en-US"/>
+              </w:rPr>
+              <w:t xml:space="preserve">-  </w:t>
+            </w:r>
+            <w:proofErr w:type="spellStart"/>
+            <w:r>
+              <w:rPr>
+                <w:rFonts w:ascii="IBM Plex Sans" w:hAnsi="IBM Plex Sans"/>
+                <w:b/>
+                <w:bCs/>
+                <w:color w:val="000000"/>
+                <w:sz w:val="14"/>
+                <w:szCs w:val="14"/>
+                <w:lang w:val="en-US"/>
+              </w:rPr>
               <w:t>Principais</w:t>
             </w:r>
             <w:proofErr w:type="spellEnd"/>
+            <w:proofErr w:type="gramEnd"/>
             <w:r>
               <w:rPr>
                 <w:rFonts w:ascii="IBM Plex Sans" w:hAnsi="IBM Plex Sans"/>
@@ -3003,12 +3199,19 @@
             <w:pPr>
               <w:pStyle w:val="PargrafodaLista"/>
               <w:widowControl/>
-              <w:numPr>
-                <w:ilvl w:val="0"/>
-                <w:numId w:val="49"/>
-              </w:numPr>
               <w:contextualSpacing w:val="0"/>
             </w:pPr>
+            <w:r>
+              <w:rPr>
+                <w:rFonts w:ascii="IBM Plex Sans" w:hAnsi="IBM Plex Sans"/>
+                <w:b/>
+                <w:bCs/>
+                <w:color w:val="000000"/>
+                <w:sz w:val="14"/>
+                <w:szCs w:val="14"/>
+              </w:rPr>
+              <w:t xml:space="preserve"> - </w:t>
+            </w:r>
             <w:r>
               <w:rPr>
                 <w:rFonts w:ascii="IBM Plex Sans" w:hAnsi="IBM Plex Sans"/>
@@ -3178,7 +3381,6 @@
               <w:pStyle w:val="Ttulo2"/>
               <w:rPr>
                 <w:rFonts w:ascii="IBM Plex Sans" w:eastAsia="IBM Plex Sans" w:hAnsi="IBM Plex Sans" w:cs="IBM Plex Sans"/>
-                <w:lang w:val="en-US"/>
               </w:rPr>
             </w:pPr>
             <w:bookmarkStart w:id="19" w:name="_99rbzexhxp86" w:colFirst="0" w:colLast="0"/>
@@ -3186,7 +3388,6 @@
             <w:r>
               <w:rPr>
                 <w:rFonts w:ascii="IBM Plex Sans" w:eastAsia="IBM Plex Sans" w:hAnsi="IBM Plex Sans" w:cs="IBM Plex Sans"/>
-                <w:lang w:val="en-US"/>
               </w:rPr>
               <w:t>MONITORING</w:t>
             </w:r>
@@ -3195,14 +3396,21 @@
             <w:pPr>
               <w:pStyle w:val="PargrafodaLista"/>
               <w:widowControl/>
-              <w:numPr>
-                <w:ilvl w:val="0"/>
-                <w:numId w:val="50"/>
-              </w:numPr>
               <w:contextualSpacing w:val="0"/>
             </w:pPr>
             <w:bookmarkStart w:id="20" w:name="_yrsc8mhn4oky" w:colFirst="0" w:colLast="0"/>
             <w:bookmarkEnd w:id="20"/>
+            <w:r>
+              <w:rPr>
+                <w:rFonts w:ascii="IBM Plex Sans" w:hAnsi="IBM Plex Sans"/>
+                <w:b/>
+                <w:bCs/>
+                <w:color w:val="000000"/>
+                <w:sz w:val="14"/>
+                <w:szCs w:val="14"/>
+              </w:rPr>
+              <w:t xml:space="preserve">- </w:t>
+            </w:r>
             <w:r>
               <w:rPr>
                 <w:rFonts w:ascii="IBM Plex Sans" w:hAnsi="IBM Plex Sans"/>
@@ -3228,14 +3436,7 @@
             <w:pPr>
               <w:pStyle w:val="PargrafodaLista"/>
               <w:widowControl/>
-              <w:numPr>
-                <w:ilvl w:val="0"/>
-                <w:numId w:val="50"/>
-              </w:numPr>
               <w:contextualSpacing w:val="0"/>
-            </w:pPr>
-            <w:proofErr w:type="spellStart"/>
-            <w:r>
               <w:rPr>
                 <w:rFonts w:ascii="IBM Plex Sans" w:hAnsi="IBM Plex Sans"/>
                 <w:b/>
@@ -3244,100 +3445,162 @@
                 <w:sz w:val="14"/>
                 <w:szCs w:val="14"/>
               </w:rPr>
-              <w:t>Drift</w:t>
-            </w:r>
-            <w:proofErr w:type="spellEnd"/>
-            <w:r>
-              <w:rPr>
-                <w:rFonts w:ascii="IBM Plex Sans" w:hAnsi="IBM Plex Sans"/>
-                <w:b/>
-                <w:bCs/>
-                <w:color w:val="000000"/>
-                <w:sz w:val="14"/>
-                <w:szCs w:val="14"/>
-              </w:rPr>
-              <w:t xml:space="preserve"> &amp; qualidade de dados:</w:t>
-            </w:r>
-            <w:r>
-              <w:rPr>
-                <w:rFonts w:ascii="IBM Plex Sans" w:hAnsi="IBM Plex Sans"/>
-                <w:color w:val="000000"/>
-                <w:sz w:val="14"/>
-                <w:szCs w:val="14"/>
-              </w:rPr>
-              <w:t xml:space="preserve"> data </w:t>
-            </w:r>
-            <w:proofErr w:type="spellStart"/>
-            <w:r>
-              <w:rPr>
-                <w:rFonts w:ascii="IBM Plex Sans" w:hAnsi="IBM Plex Sans"/>
-                <w:color w:val="000000"/>
-                <w:sz w:val="14"/>
-                <w:szCs w:val="14"/>
-              </w:rPr>
-              <w:t>drift</w:t>
-            </w:r>
-            <w:proofErr w:type="spellEnd"/>
-            <w:r>
-              <w:rPr>
-                <w:rFonts w:ascii="IBM Plex Sans" w:hAnsi="IBM Plex Sans"/>
-                <w:color w:val="000000"/>
-                <w:sz w:val="14"/>
-                <w:szCs w:val="14"/>
-              </w:rPr>
-              <w:t xml:space="preserve">, outliers e quebras de </w:t>
-            </w:r>
-            <w:proofErr w:type="spellStart"/>
-            <w:r>
-              <w:rPr>
-                <w:rFonts w:ascii="IBM Plex Sans" w:hAnsi="IBM Plex Sans"/>
-                <w:color w:val="000000"/>
-                <w:sz w:val="14"/>
-                <w:szCs w:val="14"/>
-              </w:rPr>
-              <w:t>schema</w:t>
-            </w:r>
-            <w:proofErr w:type="spellEnd"/>
-            <w:r>
-              <w:rPr>
-                <w:rFonts w:ascii="IBM Plex Sans" w:hAnsi="IBM Plex Sans"/>
-                <w:color w:val="000000"/>
-                <w:sz w:val="14"/>
-                <w:szCs w:val="14"/>
-              </w:rPr>
-              <w:t xml:space="preserve"> (</w:t>
-            </w:r>
-            <w:proofErr w:type="spellStart"/>
-            <w:r>
-              <w:rPr>
-                <w:rFonts w:ascii="IBM Plex Sans" w:hAnsi="IBM Plex Sans"/>
-                <w:color w:val="000000"/>
-                <w:sz w:val="14"/>
-                <w:szCs w:val="14"/>
-              </w:rPr>
-              <w:t>Pandera</w:t>
-            </w:r>
-            <w:proofErr w:type="spellEnd"/>
-            <w:r>
-              <w:rPr>
-                <w:rFonts w:ascii="IBM Plex Sans" w:hAnsi="IBM Plex Sans"/>
-                <w:color w:val="000000"/>
-                <w:sz w:val="14"/>
-                <w:szCs w:val="14"/>
-              </w:rPr>
-              <w:t>)</w:t>
-            </w:r>
+            </w:pPr>
           </w:p>
           <w:p>
             <w:pPr>
               <w:pStyle w:val="PargrafodaLista"/>
               <w:widowControl/>
-              <w:numPr>
-                <w:ilvl w:val="0"/>
-                <w:numId w:val="50"/>
-              </w:numPr>
               <w:contextualSpacing w:val="0"/>
             </w:pPr>
+            <w:r>
+              <w:rPr>
+                <w:rFonts w:ascii="IBM Plex Sans" w:hAnsi="IBM Plex Sans"/>
+                <w:b/>
+                <w:bCs/>
+                <w:color w:val="000000"/>
+                <w:sz w:val="14"/>
+                <w:szCs w:val="14"/>
+              </w:rPr>
+              <w:t xml:space="preserve">- </w:t>
+            </w:r>
+            <w:proofErr w:type="spellStart"/>
+            <w:r>
+              <w:rPr>
+                <w:rFonts w:ascii="IBM Plex Sans" w:hAnsi="IBM Plex Sans"/>
+                <w:b/>
+                <w:bCs/>
+                <w:color w:val="000000"/>
+                <w:sz w:val="14"/>
+                <w:szCs w:val="14"/>
+              </w:rPr>
+              <w:t>Drift</w:t>
+            </w:r>
+            <w:proofErr w:type="spellEnd"/>
+            <w:r>
+              <w:rPr>
+                <w:rFonts w:ascii="IBM Plex Sans" w:hAnsi="IBM Plex Sans"/>
+                <w:b/>
+                <w:bCs/>
+                <w:color w:val="000000"/>
+                <w:sz w:val="14"/>
+                <w:szCs w:val="14"/>
+              </w:rPr>
+              <w:t xml:space="preserve"> &amp; qualidade de dados:</w:t>
+            </w:r>
+            <w:r>
+              <w:rPr>
+                <w:rFonts w:ascii="IBM Plex Sans" w:hAnsi="IBM Plex Sans"/>
+                <w:color w:val="000000"/>
+                <w:sz w:val="14"/>
+                <w:szCs w:val="14"/>
+              </w:rPr>
+              <w:t xml:space="preserve"> data </w:t>
+            </w:r>
+            <w:proofErr w:type="spellStart"/>
+            <w:r>
+              <w:rPr>
+                <w:rFonts w:ascii="IBM Plex Sans" w:hAnsi="IBM Plex Sans"/>
+                <w:color w:val="000000"/>
+                <w:sz w:val="14"/>
+                <w:szCs w:val="14"/>
+              </w:rPr>
+              <w:t>drift</w:t>
+            </w:r>
+            <w:proofErr w:type="spellEnd"/>
+            <w:r>
+              <w:rPr>
+                <w:rFonts w:ascii="IBM Plex Sans" w:hAnsi="IBM Plex Sans"/>
+                <w:color w:val="000000"/>
+                <w:sz w:val="14"/>
+                <w:szCs w:val="14"/>
+              </w:rPr>
+              <w:t xml:space="preserve">, outliers e quebras de </w:t>
+            </w:r>
+            <w:proofErr w:type="spellStart"/>
+            <w:r>
+              <w:rPr>
+                <w:rFonts w:ascii="IBM Plex Sans" w:hAnsi="IBM Plex Sans"/>
+                <w:color w:val="000000"/>
+                <w:sz w:val="14"/>
+                <w:szCs w:val="14"/>
+              </w:rPr>
+              <w:t>schema</w:t>
+            </w:r>
+            <w:proofErr w:type="spellEnd"/>
+            <w:r>
+              <w:rPr>
+                <w:rFonts w:ascii="IBM Plex Sans" w:hAnsi="IBM Plex Sans"/>
+                <w:color w:val="000000"/>
+                <w:sz w:val="14"/>
+                <w:szCs w:val="14"/>
+              </w:rPr>
+              <w:t xml:space="preserve"> (</w:t>
+            </w:r>
+            <w:proofErr w:type="spellStart"/>
+            <w:r>
+              <w:rPr>
+                <w:rFonts w:ascii="IBM Plex Sans" w:hAnsi="IBM Plex Sans"/>
+                <w:color w:val="000000"/>
+                <w:sz w:val="14"/>
+                <w:szCs w:val="14"/>
+              </w:rPr>
+              <w:t>Pandera</w:t>
+            </w:r>
+            <w:proofErr w:type="spellEnd"/>
+            <w:r>
+              <w:rPr>
+                <w:rFonts w:ascii="IBM Plex Sans" w:hAnsi="IBM Plex Sans"/>
+                <w:color w:val="000000"/>
+                <w:sz w:val="14"/>
+                <w:szCs w:val="14"/>
+              </w:rPr>
+              <w:t>)</w:t>
+            </w:r>
+          </w:p>
+          <w:p>
+            <w:pPr>
+              <w:pStyle w:val="PargrafodaLista"/>
+              <w:widowControl/>
+              <w:contextualSpacing w:val="0"/>
+              <w:rPr>
+                <w:rFonts w:ascii="IBM Plex Sans" w:hAnsi="IBM Plex Sans"/>
+                <w:b/>
+                <w:bCs/>
+                <w:color w:val="000000"/>
+                <w:sz w:val="14"/>
+                <w:szCs w:val="14"/>
+              </w:rPr>
+            </w:pPr>
+            <w:r>
+              <w:rPr>
+                <w:rFonts w:ascii="IBM Plex Sans" w:hAnsi="IBM Plex Sans"/>
+                <w:b/>
+                <w:bCs/>
+                <w:color w:val="000000"/>
+                <w:sz w:val="14"/>
+                <w:szCs w:val="14"/>
+              </w:rPr>
+              <w:t xml:space="preserve"> </w:t>
+            </w:r>
+          </w:p>
+          <w:p>
+            <w:pPr>
+              <w:pStyle w:val="PargrafodaLista"/>
+              <w:widowControl/>
+              <w:contextualSpacing w:val="0"/>
+            </w:pPr>
+            <w:r>
+              <w:rPr>
+                <w:rFonts w:ascii="IBM Plex Sans" w:hAnsi="IBM Plex Sans"/>
+                <w:b/>
+                <w:bCs/>
+                <w:color w:val="000000"/>
+                <w:sz w:val="14"/>
+                <w:szCs w:val="14"/>
+              </w:rPr>
+              <w:t xml:space="preserve">- </w:t>
+            </w:r>
             <w:r>
               <w:rPr>
                 <w:rFonts w:ascii="IBM Plex Sans" w:hAnsi="IBM Plex Sans"/>
@@ -3374,12 +3637,45 @@
             <w:pPr>
               <w:pStyle w:val="PargrafodaLista"/>
               <w:widowControl/>
-              <w:numPr>
-                <w:ilvl w:val="0"/>
-                <w:numId w:val="50"/>
-              </w:numPr>
+              <w:contextualSpacing w:val="0"/>
+              <w:rPr>
+                <w:rFonts w:ascii="IBM Plex Sans" w:hAnsi="IBM Plex Sans"/>
+                <w:b/>
+                <w:bCs/>
+                <w:color w:val="000000"/>
+                <w:sz w:val="14"/>
+                <w:szCs w:val="14"/>
+              </w:rPr>
+            </w:pPr>
+            <w:r>
+              <w:rPr>
+                <w:rFonts w:ascii="IBM Plex Sans" w:hAnsi="IBM Plex Sans"/>
+                <w:b/>
+                <w:bCs/>
+                <w:color w:val="000000"/>
+                <w:sz w:val="14"/>
+                <w:szCs w:val="14"/>
+              </w:rPr>
+              <w:t xml:space="preserve"> </w:t>
+            </w:r>
+          </w:p>
+          <w:p>
+            <w:pPr>
+              <w:pStyle w:val="PargrafodaLista"/>
+              <w:widowControl/>
               <w:contextualSpacing w:val="0"/>
             </w:pPr>
+            <w:r>
+              <w:rPr>
+                <w:rFonts w:ascii="IBM Plex Sans" w:hAnsi="IBM Plex Sans"/>
+                <w:b/>
+                <w:bCs/>
+                <w:color w:val="000000"/>
+                <w:sz w:val="14"/>
+                <w:szCs w:val="14"/>
+              </w:rPr>
+              <w:t xml:space="preserve">- </w:t>
+            </w:r>
             <w:r>
               <w:rPr>
                 <w:rFonts w:ascii="IBM Plex Sans" w:hAnsi="IBM Plex Sans"/>
@@ -3497,12 +3793,19 @@
             <w:pPr>
               <w:pStyle w:val="PargrafodaLista"/>
               <w:widowControl/>
-              <w:numPr>
-                <w:ilvl w:val="0"/>
-                <w:numId w:val="50"/>
-              </w:numPr>
               <w:contextualSpacing w:val="0"/>
             </w:pPr>
+            <w:r>
+              <w:rPr>
+                <w:rFonts w:ascii="IBM Plex Sans" w:hAnsi="IBM Plex Sans"/>
+                <w:b/>
+                <w:bCs/>
+                <w:color w:val="000000"/>
+                <w:sz w:val="14"/>
+                <w:szCs w:val="14"/>
+              </w:rPr>
+              <w:t xml:space="preserve">- </w:t>
+            </w:r>
             <w:r>
               <w:rPr>
                 <w:rFonts w:ascii="IBM Plex Sans" w:hAnsi="IBM Plex Sans"/>
@@ -3568,12 +3871,34 @@
             <w:pPr>
               <w:pStyle w:val="PargrafodaLista"/>
               <w:widowControl/>
-              <w:numPr>
-                <w:ilvl w:val="0"/>
-                <w:numId w:val="50"/>
-              </w:numPr>
+              <w:contextualSpacing w:val="0"/>
+              <w:rPr>
+                <w:rFonts w:ascii="IBM Plex Sans" w:hAnsi="IBM Plex Sans"/>
+                <w:b/>
+                <w:bCs/>
+                <w:color w:val="000000"/>
+                <w:sz w:val="14"/>
+                <w:szCs w:val="14"/>
+              </w:rPr>
+            </w:pPr>
+          </w:p>
+          <w:p>
+            <w:pPr>
+              <w:pStyle w:val="PargrafodaLista"/>
+              <w:widowControl/>
               <w:contextualSpacing w:val="0"/>
             </w:pPr>
+            <w:r>
+              <w:rPr>
+                <w:rFonts w:ascii="IBM Plex Sans" w:hAnsi="IBM Plex Sans"/>
+                <w:b/>
+                <w:bCs/>
+                <w:color w:val="000000"/>
+                <w:sz w:val="14"/>
+                <w:szCs w:val="14"/>
+              </w:rPr>
+              <w:t xml:space="preserve">- </w:t>
+            </w:r>
             <w:r>
               <w:rPr>
                 <w:rFonts w:ascii="IBM Plex Sans" w:hAnsi="IBM Plex Sans"/>
@@ -11959,6 +12284,7 @@
   <w:style w:type="character" w:default="1" w:styleId="Fontepargpadro">
     <w:name w:val="Default Paragraph Font"/>
     <w:uiPriority w:val="1"/>
+    <w:semiHidden/>
     <w:unhideWhenUsed/>
   </w:style>
   <w:style w:type="table" w:default="1" w:styleId="Tabelanormal">
